--- a/docs/testing/Curls-Employee-API-SPI.docx
+++ b/docs/testing/Curls-Employee-API-SPI.docx
@@ -1883,6 +1883,483 @@
           <w:szCs w:val="20"/>
         </w:rPr>
         <w:t xml:space="preserve">200 en ambos</w:t>
+      </w:r>
+    </w:p>
+    <w:p>
+      <w:pPr>
+        <w:pStyle w:val="Heading1"/>
+        <w:spacing w:after="160" w:before="280"/>
+      </w:pPr>
+      <w:r>
+        <w:rPr>
+          <w:rFonts w:ascii="Arial" w:cs="Arial" w:eastAsia="Arial" w:hAnsi="Arial"/>
+          <w:b/>
+          <w:bCs/>
+          <w:color w:val="002858"/>
+          <w:sz w:val="28"/>
+          <w:szCs w:val="28"/>
+        </w:rPr>
+        <w:t xml:space="preserve">5. Payload cifrado (P2C) — librería crypto-js</w:t>
+      </w:r>
+    </w:p>
+    <w:p>
+      <w:pPr>
+        <w:spacing w:after="120"/>
+      </w:pPr>
+      <w:r>
+        <w:rPr>
+          <w:rFonts w:ascii="Arial" w:cs="Arial" w:eastAsia="Arial" w:hAnsi="Arial"/>
+          <w:sz w:val="22"/>
+          <w:szCs w:val="22"/>
+        </w:rPr>
+        <w:t xml:space="preserve">Cuando PAYLOAD_ENCRYPTION_KEY está configurada en el backend, el body viaja cifrado con CryptoJS.AES (librería crypto-js, la misma del front): el cliente envía el campo RequestJson cifrado y recibe ResponseJson cifrado.</w:t>
+      </w:r>
+    </w:p>
+    <w:p>
+      <w:pPr>
+        <w:shd w:fill="1E1E2E" w:val="clear"/>
+        <w:spacing w:after="0"/>
+        <w:ind w:left="160"/>
+      </w:pPr>
+      <w:r>
+        <w:rPr>
+          <w:rFonts w:ascii="Consolas" w:cs="Consolas" w:eastAsia="Consolas" w:hAnsi="Consolas"/>
+          <w:color w:val="D8F0D8"/>
+          <w:sz w:val="17"/>
+          <w:szCs w:val="17"/>
+        </w:rPr>
+        <w:t xml:space="preserve">export PAYLOAD_KEY="portal-shared-key-2026"   # = PAYLOAD_ENCRYPTION_KEY del backend</w:t>
+      </w:r>
+    </w:p>
+    <w:p>
+      <w:pPr>
+        <w:pStyle w:val="Heading2"/>
+        <w:spacing w:after="100" w:before="200"/>
+      </w:pPr>
+      <w:r>
+        <w:rPr>
+          <w:rFonts w:ascii="Arial" w:cs="Arial" w:eastAsia="Arial" w:hAnsi="Arial"/>
+          <w:b/>
+          <w:bCs/>
+          <w:color w:val="002858"/>
+          <w:sz w:val="23"/>
+          <w:szCs w:val="23"/>
+        </w:rPr>
+        <w:t xml:space="preserve">5.1 Crear empleado cifrado (201)</w:t>
+      </w:r>
+    </w:p>
+    <w:p>
+      <w:pPr>
+        <w:shd w:fill="1E1E2E" w:val="clear"/>
+        <w:spacing w:after="0"/>
+        <w:ind w:left="160"/>
+      </w:pPr>
+      <w:r>
+        <w:rPr>
+          <w:rFonts w:ascii="Consolas" w:cs="Consolas" w:eastAsia="Consolas" w:hAnsi="Consolas"/>
+          <w:color w:val="D8F0D8"/>
+          <w:sz w:val="17"/>
+          <w:szCs w:val="17"/>
+        </w:rPr>
+        <w:t xml:space="preserve">CIPHER=$(node -e '</w:t>
+      </w:r>
+    </w:p>
+    <w:p>
+      <w:pPr>
+        <w:shd w:fill="1E1E2E" w:val="clear"/>
+        <w:spacing w:after="0"/>
+        <w:ind w:left="160"/>
+      </w:pPr>
+      <w:r>
+        <w:rPr>
+          <w:rFonts w:ascii="Consolas" w:cs="Consolas" w:eastAsia="Consolas" w:hAnsi="Consolas"/>
+          <w:color w:val="D8F0D8"/>
+          <w:sz w:val="17"/>
+          <w:szCs w:val="17"/>
+        </w:rPr>
+        <w:t xml:space="preserve">const CryptoJS = require("crypto-js");</w:t>
+      </w:r>
+    </w:p>
+    <w:p>
+      <w:pPr>
+        <w:shd w:fill="1E1E2E" w:val="clear"/>
+        <w:spacing w:after="0"/>
+        <w:ind w:left="160"/>
+      </w:pPr>
+      <w:r>
+        <w:rPr>
+          <w:rFonts w:ascii="Consolas" w:cs="Consolas" w:eastAsia="Consolas" w:hAnsi="Consolas"/>
+          <w:color w:val="D8F0D8"/>
+          <w:sz w:val="17"/>
+          <w:szCs w:val="17"/>
+        </w:rPr>
+        <w:t xml:space="preserve">const data = { idNumber:"12345678", nationality:"VENEZOLANO", firstName:"MARIA",</w:t>
+      </w:r>
+    </w:p>
+    <w:p>
+      <w:pPr>
+        <w:shd w:fill="1E1E2E" w:val="clear"/>
+        <w:spacing w:after="0"/>
+        <w:ind w:left="160"/>
+      </w:pPr>
+      <w:r>
+        <w:rPr>
+          <w:rFonts w:ascii="Consolas" w:cs="Consolas" w:eastAsia="Consolas" w:hAnsi="Consolas"/>
+          <w:color w:val="D8F0D8"/>
+          <w:sz w:val="17"/>
+          <w:szCs w:val="17"/>
+        </w:rPr>
+        <w:t xml:space="preserve">  lastName:"PEREZ", birthDate:"1990-05-14", gender:"F" };</w:t>
+      </w:r>
+    </w:p>
+    <w:p>
+      <w:pPr>
+        <w:shd w:fill="1E1E2E" w:val="clear"/>
+        <w:spacing w:after="0"/>
+        <w:ind w:left="160"/>
+      </w:pPr>
+      <w:r>
+        <w:rPr>
+          <w:rFonts w:ascii="Consolas" w:cs="Consolas" w:eastAsia="Consolas" w:hAnsi="Consolas"/>
+          <w:color w:val="D8F0D8"/>
+          <w:sz w:val="17"/>
+          <w:szCs w:val="17"/>
+        </w:rPr>
+        <w:t xml:space="preserve">process.stdout.write(CryptoJS.AES.encrypt(JSON.stringify(data), process.env.PAYLOAD_KEY).toString());</w:t>
+      </w:r>
+    </w:p>
+    <w:p>
+      <w:pPr>
+        <w:shd w:fill="1E1E2E" w:val="clear"/>
+        <w:spacing w:after="0"/>
+        <w:ind w:left="160"/>
+      </w:pPr>
+      <w:r>
+        <w:rPr>
+          <w:rFonts w:ascii="Consolas" w:cs="Consolas" w:eastAsia="Consolas" w:hAnsi="Consolas"/>
+          <w:color w:val="D8F0D8"/>
+          <w:sz w:val="17"/>
+          <w:szCs w:val="17"/>
+        </w:rPr>
+        <w:t xml:space="preserve">')</w:t>
+      </w:r>
+    </w:p>
+    <w:p>
+      <w:pPr>
+        <w:shd w:fill="1E1E2E" w:val="clear"/>
+        <w:spacing w:after="0"/>
+        <w:ind w:left="160"/>
+      </w:pPr>
+      <w:r>
+        <w:rPr>
+          <w:rFonts w:ascii="Consolas" w:cs="Consolas" w:eastAsia="Consolas" w:hAnsi="Consolas"/>
+          <w:color w:val="D8F0D8"/>
+          <w:sz w:val="17"/>
+          <w:szCs w:val="17"/>
+        </w:rPr>
+        <w:t xml:space="preserve"> </w:t>
+      </w:r>
+    </w:p>
+    <w:p>
+      <w:pPr>
+        <w:shd w:fill="1E1E2E" w:val="clear"/>
+        <w:spacing w:after="0"/>
+        <w:ind w:left="160"/>
+      </w:pPr>
+      <w:r>
+        <w:rPr>
+          <w:rFonts w:ascii="Consolas" w:cs="Consolas" w:eastAsia="Consolas" w:hAnsi="Consolas"/>
+          <w:color w:val="D8F0D8"/>
+          <w:sz w:val="17"/>
+          <w:szCs w:val="17"/>
+        </w:rPr>
+        <w:t xml:space="preserve">curl -s -X POST "$BASE_URL/api/v1/employees" \</w:t>
+      </w:r>
+    </w:p>
+    <w:p>
+      <w:pPr>
+        <w:shd w:fill="1E1E2E" w:val="clear"/>
+        <w:spacing w:after="0"/>
+        <w:ind w:left="160"/>
+      </w:pPr>
+      <w:r>
+        <w:rPr>
+          <w:rFonts w:ascii="Consolas" w:cs="Consolas" w:eastAsia="Consolas" w:hAnsi="Consolas"/>
+          <w:color w:val="D8F0D8"/>
+          <w:sz w:val="17"/>
+          <w:szCs w:val="17"/>
+        </w:rPr>
+        <w:t xml:space="preserve">  -H "Authorization: Bearer $TOKEN" \</w:t>
+      </w:r>
+    </w:p>
+    <w:p>
+      <w:pPr>
+        <w:shd w:fill="1E1E2E" w:val="clear"/>
+        <w:spacing w:after="0"/>
+        <w:ind w:left="160"/>
+      </w:pPr>
+      <w:r>
+        <w:rPr>
+          <w:rFonts w:ascii="Consolas" w:cs="Consolas" w:eastAsia="Consolas" w:hAnsi="Consolas"/>
+          <w:color w:val="D8F0D8"/>
+          <w:sz w:val="17"/>
+          <w:szCs w:val="17"/>
+        </w:rPr>
+        <w:t xml:space="preserve">  -H "X-Country-Code: VE" \</w:t>
+      </w:r>
+    </w:p>
+    <w:p>
+      <w:pPr>
+        <w:shd w:fill="1E1E2E" w:val="clear"/>
+        <w:spacing w:after="0"/>
+        <w:ind w:left="160"/>
+      </w:pPr>
+      <w:r>
+        <w:rPr>
+          <w:rFonts w:ascii="Consolas" w:cs="Consolas" w:eastAsia="Consolas" w:hAnsi="Consolas"/>
+          <w:color w:val="D8F0D8"/>
+          <w:sz w:val="17"/>
+          <w:szCs w:val="17"/>
+        </w:rPr>
+        <w:t xml:space="preserve">  -H "Content-Type: application/x-www-form-urlencoded" \</w:t>
+      </w:r>
+    </w:p>
+    <w:p>
+      <w:pPr>
+        <w:shd w:fill="1E1E2E" w:val="clear"/>
+        <w:spacing w:after="0"/>
+        <w:ind w:left="160"/>
+      </w:pPr>
+      <w:r>
+        <w:rPr>
+          <w:rFonts w:ascii="Consolas" w:cs="Consolas" w:eastAsia="Consolas" w:hAnsi="Consolas"/>
+          <w:color w:val="D8F0D8"/>
+          <w:sz w:val="17"/>
+          <w:szCs w:val="17"/>
+        </w:rPr>
+        <w:t xml:space="preserve">  --data-urlencode "RequestJson=$CIPHER"</w:t>
+      </w:r>
+    </w:p>
+    <w:p>
+      <w:pPr>
+        <w:spacing w:after="160" w:before="60"/>
+      </w:pPr>
+      <w:r>
+        <w:rPr>
+          <w:rFonts w:ascii="Arial" w:cs="Arial" w:eastAsia="Arial" w:hAnsi="Arial"/>
+          <w:b/>
+          <w:bCs/>
+          <w:color w:val="2E7D32"/>
+          <w:sz w:val="20"/>
+          <w:szCs w:val="20"/>
+        </w:rPr>
+        <w:t xml:space="preserve">Esperado: </w:t>
+      </w:r>
+      <w:r>
+        <w:rPr>
+          <w:rFonts w:ascii="Arial" w:cs="Arial" w:eastAsia="Arial" w:hAnsi="Arial"/>
+          <w:sz w:val="20"/>
+          <w:szCs w:val="20"/>
+        </w:rPr>
+        <w:t xml:space="preserve">201 — { "ResponseJson": "U2FsdGVkX1+..." }  (descifrar con la misma llave)</w:t>
+      </w:r>
+    </w:p>
+    <w:p>
+      <w:pPr>
+        <w:shd w:fill="1E1E2E" w:val="clear"/>
+        <w:spacing w:after="0"/>
+        <w:ind w:left="160"/>
+      </w:pPr>
+      <w:r>
+        <w:rPr>
+          <w:rFonts w:ascii="Consolas" w:cs="Consolas" w:eastAsia="Consolas" w:hAnsi="Consolas"/>
+          <w:color w:val="D8F0D8"/>
+          <w:sz w:val="17"/>
+          <w:szCs w:val="17"/>
+        </w:rPr>
+        <w:t xml:space="preserve">echo '&lt;ResponseJson&gt;' | node -e '</w:t>
+      </w:r>
+    </w:p>
+    <w:p>
+      <w:pPr>
+        <w:shd w:fill="1E1E2E" w:val="clear"/>
+        <w:spacing w:after="0"/>
+        <w:ind w:left="160"/>
+      </w:pPr>
+      <w:r>
+        <w:rPr>
+          <w:rFonts w:ascii="Consolas" w:cs="Consolas" w:eastAsia="Consolas" w:hAnsi="Consolas"/>
+          <w:color w:val="D8F0D8"/>
+          <w:sz w:val="17"/>
+          <w:szCs w:val="17"/>
+        </w:rPr>
+        <w:t xml:space="preserve">const CryptoJS = require("crypto-js");</w:t>
+      </w:r>
+    </w:p>
+    <w:p>
+      <w:pPr>
+        <w:shd w:fill="1E1E2E" w:val="clear"/>
+        <w:spacing w:after="0"/>
+        <w:ind w:left="160"/>
+      </w:pPr>
+      <w:r>
+        <w:rPr>
+          <w:rFonts w:ascii="Consolas" w:cs="Consolas" w:eastAsia="Consolas" w:hAnsi="Consolas"/>
+          <w:color w:val="D8F0D8"/>
+          <w:sz w:val="17"/>
+          <w:szCs w:val="17"/>
+        </w:rPr>
+        <w:t xml:space="preserve">let d=""; process.stdin.on("data",c=&gt;d+=c).on("end",()=&gt;</w:t>
+      </w:r>
+    </w:p>
+    <w:p>
+      <w:pPr>
+        <w:shd w:fill="1E1E2E" w:val="clear"/>
+        <w:spacing w:after="0"/>
+        <w:ind w:left="160"/>
+      </w:pPr>
+      <w:r>
+        <w:rPr>
+          <w:rFonts w:ascii="Consolas" w:cs="Consolas" w:eastAsia="Consolas" w:hAnsi="Consolas"/>
+          <w:color w:val="D8F0D8"/>
+          <w:sz w:val="17"/>
+          <w:szCs w:val="17"/>
+        </w:rPr>
+        <w:t xml:space="preserve">  console.log(CryptoJS.AES.decrypt(d.trim(), process.env.PAYLOAD_KEY).toString(CryptoJS.enc.Utf8)));'</w:t>
+      </w:r>
+    </w:p>
+    <w:p>
+      <w:pPr>
+        <w:shd w:fill="1E1E2E" w:val="clear"/>
+        <w:spacing w:after="0"/>
+        <w:ind w:left="160"/>
+      </w:pPr>
+      <w:r>
+        <w:rPr>
+          <w:rFonts w:ascii="Consolas" w:cs="Consolas" w:eastAsia="Consolas" w:hAnsi="Consolas"/>
+          <w:color w:val="D8F0D8"/>
+          <w:sz w:val="17"/>
+          <w:szCs w:val="17"/>
+        </w:rPr>
+        <w:t xml:space="preserve"># -&gt; {"idNumber":"12345678","message":"TRANSACCION EXITOSA"}</w:t>
+      </w:r>
+    </w:p>
+    <w:p>
+      <w:pPr>
+        <w:pStyle w:val="Heading2"/>
+        <w:spacing w:after="100" w:before="200"/>
+      </w:pPr>
+      <w:r>
+        <w:rPr>
+          <w:rFonts w:ascii="Arial" w:cs="Arial" w:eastAsia="Arial" w:hAnsi="Arial"/>
+          <w:b/>
+          <w:bCs/>
+          <w:color w:val="002858"/>
+          <w:sz w:val="23"/>
+          <w:szCs w:val="23"/>
+        </w:rPr>
+        <w:t xml:space="preserve">5.2 Cipher inválido (400)</w:t>
+      </w:r>
+    </w:p>
+    <w:p>
+      <w:pPr>
+        <w:shd w:fill="1E1E2E" w:val="clear"/>
+        <w:spacing w:after="0"/>
+        <w:ind w:left="160"/>
+      </w:pPr>
+      <w:r>
+        <w:rPr>
+          <w:rFonts w:ascii="Consolas" w:cs="Consolas" w:eastAsia="Consolas" w:hAnsi="Consolas"/>
+          <w:color w:val="D8F0D8"/>
+          <w:sz w:val="17"/>
+          <w:szCs w:val="17"/>
+        </w:rPr>
+        <w:t xml:space="preserve">curl -s -o /dev/null -w "%{http_code}\n" -X POST "$BASE_URL/api/v1/employees" \</w:t>
+      </w:r>
+    </w:p>
+    <w:p>
+      <w:pPr>
+        <w:shd w:fill="1E1E2E" w:val="clear"/>
+        <w:spacing w:after="0"/>
+        <w:ind w:left="160"/>
+      </w:pPr>
+      <w:r>
+        <w:rPr>
+          <w:rFonts w:ascii="Consolas" w:cs="Consolas" w:eastAsia="Consolas" w:hAnsi="Consolas"/>
+          <w:color w:val="D8F0D8"/>
+          <w:sz w:val="17"/>
+          <w:szCs w:val="17"/>
+        </w:rPr>
+        <w:t xml:space="preserve">  -H "Authorization: Bearer $TOKEN" -H "X-Country-Code: VE" \</w:t>
+      </w:r>
+    </w:p>
+    <w:p>
+      <w:pPr>
+        <w:shd w:fill="1E1E2E" w:val="clear"/>
+        <w:spacing w:after="0"/>
+        <w:ind w:left="160"/>
+      </w:pPr>
+      <w:r>
+        <w:rPr>
+          <w:rFonts w:ascii="Consolas" w:cs="Consolas" w:eastAsia="Consolas" w:hAnsi="Consolas"/>
+          <w:color w:val="D8F0D8"/>
+          <w:sz w:val="17"/>
+          <w:szCs w:val="17"/>
+        </w:rPr>
+        <w:t xml:space="preserve">  -H "Content-Type: application/x-www-form-urlencoded" \</w:t>
+      </w:r>
+    </w:p>
+    <w:p>
+      <w:pPr>
+        <w:shd w:fill="1E1E2E" w:val="clear"/>
+        <w:spacing w:after="0"/>
+        <w:ind w:left="160"/>
+      </w:pPr>
+      <w:r>
+        <w:rPr>
+          <w:rFonts w:ascii="Consolas" w:cs="Consolas" w:eastAsia="Consolas" w:hAnsi="Consolas"/>
+          <w:color w:val="D8F0D8"/>
+          <w:sz w:val="17"/>
+          <w:szCs w:val="17"/>
+        </w:rPr>
+        <w:t xml:space="preserve">  --data-urlencode "RequestJson=not-a-valid-cipher"</w:t>
+      </w:r>
+    </w:p>
+    <w:p>
+      <w:pPr>
+        <w:spacing w:after="160" w:before="60"/>
+      </w:pPr>
+      <w:r>
+        <w:rPr>
+          <w:rFonts w:ascii="Arial" w:cs="Arial" w:eastAsia="Arial" w:hAnsi="Arial"/>
+          <w:b/>
+          <w:bCs/>
+          <w:color w:val="2E7D32"/>
+          <w:sz w:val="20"/>
+          <w:szCs w:val="20"/>
+        </w:rPr>
+        <w:t xml:space="preserve">Esperado: </w:t>
+      </w:r>
+      <w:r>
+        <w:rPr>
+          <w:rFonts w:ascii="Arial" w:cs="Arial" w:eastAsia="Arial" w:hAnsi="Arial"/>
+          <w:sz w:val="20"/>
+          <w:szCs w:val="20"/>
+        </w:rPr>
+        <w:t xml:space="preserve">400 — "Invalid encrypted payload"</w:t>
+      </w:r>
+    </w:p>
+    <w:p>
+      <w:pPr>
+        <w:spacing w:after="120"/>
+      </w:pPr>
+      <w:r>
+        <w:rPr>
+          <w:rFonts w:ascii="Arial" w:cs="Arial" w:eastAsia="Arial" w:hAnsi="Arial"/>
+          <w:sz w:val="22"/>
+          <w:szCs w:val="22"/>
+        </w:rPr>
+        <w:t xml:space="preserve">En Postman, el folder "Encrypted (P2C)" trae los scripts que cifran/descifran automáticamente con la variable {{payloadKey}} (CryptoJS viene integrado en Postman).</w:t>
       </w:r>
     </w:p>
     <w:p>
@@ -3723,6 +4200,230 @@
                 <w:szCs w:val="20"/>
               </w:rPr>
               <w:t xml:space="preserve">200</w:t>
+            </w:r>
+          </w:p>
+        </w:tc>
+      </w:tr>
+      <w:tr>
+        <w:tc>
+          <w:tcPr>
+            <w:tcW w:type="dxa" w:w="700"/>
+            <w:tcBorders>
+              <w:top w:val="single" w:color="B0B0B0" w:sz="1"/>
+              <w:left w:val="single" w:color="B0B0B0" w:sz="1"/>
+              <w:bottom w:val="single" w:color="B0B0B0" w:sz="1"/>
+              <w:right w:val="single" w:color="B0B0B0" w:sz="1"/>
+            </w:tcBorders>
+            <w:shd w:fill="F2F2F2" w:val="clear"/>
+            <w:tcMar>
+              <w:top w:type="dxa" w:w="80"/>
+              <w:left w:type="dxa" w:w="120"/>
+              <w:bottom w:type="dxa" w:w="80"/>
+              <w:right w:type="dxa" w:w="120"/>
+            </w:tcMar>
+          </w:tcPr>
+          <w:p>
+            <w:r>
+              <w:rPr>
+                <w:rFonts w:ascii="Arial" w:cs="Arial" w:eastAsia="Arial" w:hAnsi="Arial"/>
+                <w:sz w:val="20"/>
+                <w:szCs w:val="20"/>
+              </w:rPr>
+              <w:t xml:space="preserve">5.1</w:t>
+            </w:r>
+          </w:p>
+        </w:tc>
+        <w:tc>
+          <w:tcPr>
+            <w:tcW w:type="dxa" w:w="3200"/>
+            <w:tcBorders>
+              <w:top w:val="single" w:color="B0B0B0" w:sz="1"/>
+              <w:left w:val="single" w:color="B0B0B0" w:sz="1"/>
+              <w:bottom w:val="single" w:color="B0B0B0" w:sz="1"/>
+              <w:right w:val="single" w:color="B0B0B0" w:sz="1"/>
+            </w:tcBorders>
+            <w:shd w:fill="F2F2F2" w:val="clear"/>
+            <w:tcMar>
+              <w:top w:type="dxa" w:w="80"/>
+              <w:left w:type="dxa" w:w="120"/>
+              <w:bottom w:type="dxa" w:w="80"/>
+              <w:right w:type="dxa" w:w="120"/>
+            </w:tcMar>
+          </w:tcPr>
+          <w:p>
+            <w:r>
+              <w:rPr>
+                <w:rFonts w:ascii="Arial" w:cs="Arial" w:eastAsia="Arial" w:hAnsi="Arial"/>
+                <w:sz w:val="20"/>
+                <w:szCs w:val="20"/>
+              </w:rPr>
+              <w:t xml:space="preserve">Crear cifrado (RequestJson→ResponseJson)</w:t>
+            </w:r>
+          </w:p>
+        </w:tc>
+        <w:tc>
+          <w:tcPr>
+            <w:tcW w:type="dxa" w:w="3760"/>
+            <w:tcBorders>
+              <w:top w:val="single" w:color="B0B0B0" w:sz="1"/>
+              <w:left w:val="single" w:color="B0B0B0" w:sz="1"/>
+              <w:bottom w:val="single" w:color="B0B0B0" w:sz="1"/>
+              <w:right w:val="single" w:color="B0B0B0" w:sz="1"/>
+            </w:tcBorders>
+            <w:shd w:fill="F2F2F2" w:val="clear"/>
+            <w:tcMar>
+              <w:top w:type="dxa" w:w="80"/>
+              <w:left w:type="dxa" w:w="120"/>
+              <w:bottom w:type="dxa" w:w="80"/>
+              <w:right w:type="dxa" w:w="120"/>
+            </w:tcMar>
+          </w:tcPr>
+          <w:p>
+            <w:r>
+              <w:rPr>
+                <w:rFonts w:ascii="Arial" w:cs="Arial" w:eastAsia="Arial" w:hAnsi="Arial"/>
+                <w:sz w:val="20"/>
+                <w:szCs w:val="20"/>
+              </w:rPr>
+              <w:t xml:space="preserve">POST /employees</w:t>
+            </w:r>
+          </w:p>
+        </w:tc>
+        <w:tc>
+          <w:tcPr>
+            <w:tcW w:type="dxa" w:w="1700"/>
+            <w:tcBorders>
+              <w:top w:val="single" w:color="B0B0B0" w:sz="1"/>
+              <w:left w:val="single" w:color="B0B0B0" w:sz="1"/>
+              <w:bottom w:val="single" w:color="B0B0B0" w:sz="1"/>
+              <w:right w:val="single" w:color="B0B0B0" w:sz="1"/>
+            </w:tcBorders>
+            <w:shd w:fill="F2F2F2" w:val="clear"/>
+            <w:tcMar>
+              <w:top w:type="dxa" w:w="80"/>
+              <w:left w:type="dxa" w:w="120"/>
+              <w:bottom w:type="dxa" w:w="80"/>
+              <w:right w:type="dxa" w:w="120"/>
+            </w:tcMar>
+          </w:tcPr>
+          <w:p>
+            <w:r>
+              <w:rPr>
+                <w:rFonts w:ascii="Arial" w:cs="Arial" w:eastAsia="Arial" w:hAnsi="Arial"/>
+                <w:sz w:val="20"/>
+                <w:szCs w:val="20"/>
+              </w:rPr>
+              <w:t xml:space="preserve">201</w:t>
+            </w:r>
+          </w:p>
+        </w:tc>
+      </w:tr>
+      <w:tr>
+        <w:tc>
+          <w:tcPr>
+            <w:tcW w:type="dxa" w:w="700"/>
+            <w:tcBorders>
+              <w:top w:val="single" w:color="B0B0B0" w:sz="1"/>
+              <w:left w:val="single" w:color="B0B0B0" w:sz="1"/>
+              <w:bottom w:val="single" w:color="B0B0B0" w:sz="1"/>
+              <w:right w:val="single" w:color="B0B0B0" w:sz="1"/>
+            </w:tcBorders>
+            <w:tcMar>
+              <w:top w:type="dxa" w:w="80"/>
+              <w:left w:type="dxa" w:w="120"/>
+              <w:bottom w:type="dxa" w:w="80"/>
+              <w:right w:type="dxa" w:w="120"/>
+            </w:tcMar>
+          </w:tcPr>
+          <w:p>
+            <w:r>
+              <w:rPr>
+                <w:rFonts w:ascii="Arial" w:cs="Arial" w:eastAsia="Arial" w:hAnsi="Arial"/>
+                <w:sz w:val="20"/>
+                <w:szCs w:val="20"/>
+              </w:rPr>
+              <w:t xml:space="preserve">5.2</w:t>
+            </w:r>
+          </w:p>
+        </w:tc>
+        <w:tc>
+          <w:tcPr>
+            <w:tcW w:type="dxa" w:w="3200"/>
+            <w:tcBorders>
+              <w:top w:val="single" w:color="B0B0B0" w:sz="1"/>
+              <w:left w:val="single" w:color="B0B0B0" w:sz="1"/>
+              <w:bottom w:val="single" w:color="B0B0B0" w:sz="1"/>
+              <w:right w:val="single" w:color="B0B0B0" w:sz="1"/>
+            </w:tcBorders>
+            <w:tcMar>
+              <w:top w:type="dxa" w:w="80"/>
+              <w:left w:type="dxa" w:w="120"/>
+              <w:bottom w:type="dxa" w:w="80"/>
+              <w:right w:type="dxa" w:w="120"/>
+            </w:tcMar>
+          </w:tcPr>
+          <w:p>
+            <w:r>
+              <w:rPr>
+                <w:rFonts w:ascii="Arial" w:cs="Arial" w:eastAsia="Arial" w:hAnsi="Arial"/>
+                <w:sz w:val="20"/>
+                <w:szCs w:val="20"/>
+              </w:rPr>
+              <w:t xml:space="preserve">Cipher inválido</w:t>
+            </w:r>
+          </w:p>
+        </w:tc>
+        <w:tc>
+          <w:tcPr>
+            <w:tcW w:type="dxa" w:w="3760"/>
+            <w:tcBorders>
+              <w:top w:val="single" w:color="B0B0B0" w:sz="1"/>
+              <w:left w:val="single" w:color="B0B0B0" w:sz="1"/>
+              <w:bottom w:val="single" w:color="B0B0B0" w:sz="1"/>
+              <w:right w:val="single" w:color="B0B0B0" w:sz="1"/>
+            </w:tcBorders>
+            <w:tcMar>
+              <w:top w:type="dxa" w:w="80"/>
+              <w:left w:type="dxa" w:w="120"/>
+              <w:bottom w:type="dxa" w:w="80"/>
+              <w:right w:type="dxa" w:w="120"/>
+            </w:tcMar>
+          </w:tcPr>
+          <w:p>
+            <w:r>
+              <w:rPr>
+                <w:rFonts w:ascii="Arial" w:cs="Arial" w:eastAsia="Arial" w:hAnsi="Arial"/>
+                <w:sz w:val="20"/>
+                <w:szCs w:val="20"/>
+              </w:rPr>
+              <w:t xml:space="preserve">POST /employees</w:t>
+            </w:r>
+          </w:p>
+        </w:tc>
+        <w:tc>
+          <w:tcPr>
+            <w:tcW w:type="dxa" w:w="1700"/>
+            <w:tcBorders>
+              <w:top w:val="single" w:color="B0B0B0" w:sz="1"/>
+              <w:left w:val="single" w:color="B0B0B0" w:sz="1"/>
+              <w:bottom w:val="single" w:color="B0B0B0" w:sz="1"/>
+              <w:right w:val="single" w:color="B0B0B0" w:sz="1"/>
+            </w:tcBorders>
+            <w:tcMar>
+              <w:top w:type="dxa" w:w="80"/>
+              <w:left w:type="dxa" w:w="120"/>
+              <w:bottom w:type="dxa" w:w="80"/>
+              <w:right w:type="dxa" w:w="120"/>
+            </w:tcMar>
+          </w:tcPr>
+          <w:p>
+            <w:r>
+              <w:rPr>
+                <w:rFonts w:ascii="Arial" w:cs="Arial" w:eastAsia="Arial" w:hAnsi="Arial"/>
+                <w:sz w:val="20"/>
+                <w:szCs w:val="20"/>
+              </w:rPr>
+              <w:t xml:space="preserve">400</w:t>
             </w:r>
           </w:p>
         </w:tc>

--- a/docs/testing/Curls-Employee-API-SPI.docx
+++ b/docs/testing/Curls-Employee-API-SPI.docx
@@ -798,23 +798,52 @@
           <w:sz w:val="23"/>
           <w:szCs w:val="23"/>
         </w:rPr>
-        <w:t xml:space="preserve">2.2 Consultar por identificación (200)</w:t>
-      </w:r>
-    </w:p>
-    <w:p>
-      <w:pPr>
-        <w:shd w:fill="1E1E2E" w:val="clear"/>
-        <w:spacing w:after="0"/>
-        <w:ind w:left="160"/>
-      </w:pPr>
-      <w:r>
-        <w:rPr>
-          <w:rFonts w:ascii="Consolas" w:cs="Consolas" w:eastAsia="Consolas" w:hAnsi="Consolas"/>
-          <w:color w:val="D8F0D8"/>
-          <w:sz w:val="17"/>
-          <w:szCs w:val="17"/>
-        </w:rPr>
-        <w:t xml:space="preserve">curl -s "$BASE_URL/api/v1/employees/12345678" \</w:t>
+        <w:t xml:space="preserve">2.2 Consultar por identificación (POST search, 200)</w:t>
+      </w:r>
+    </w:p>
+    <w:p>
+      <w:pPr>
+        <w:spacing w:after="120"/>
+      </w:pPr>
+      <w:r>
+        <w:rPr>
+          <w:rFonts w:ascii="Arial" w:cs="Arial" w:eastAsia="Arial" w:hAnsi="Arial"/>
+          <w:sz w:val="22"/>
+          <w:szCs w:val="22"/>
+        </w:rPr>
+        <w:t xml:space="preserve">La cédula va en el body (no en la URL) — estilo Farmatodo P2C.</w:t>
+      </w:r>
+    </w:p>
+    <w:p>
+      <w:pPr>
+        <w:shd w:fill="1E1E2E" w:val="clear"/>
+        <w:spacing w:after="0"/>
+        <w:ind w:left="160"/>
+      </w:pPr>
+      <w:r>
+        <w:rPr>
+          <w:rFonts w:ascii="Consolas" w:cs="Consolas" w:eastAsia="Consolas" w:hAnsi="Consolas"/>
+          <w:color w:val="D8F0D8"/>
+          <w:sz w:val="17"/>
+          <w:szCs w:val="17"/>
+        </w:rPr>
+        <w:t xml:space="preserve">curl -s -X POST "$BASE_URL/api/v1/employees/search" \</w:t>
+      </w:r>
+    </w:p>
+    <w:p>
+      <w:pPr>
+        <w:shd w:fill="1E1E2E" w:val="clear"/>
+        <w:spacing w:after="0"/>
+        <w:ind w:left="160"/>
+      </w:pPr>
+      <w:r>
+        <w:rPr>
+          <w:rFonts w:ascii="Consolas" w:cs="Consolas" w:eastAsia="Consolas" w:hAnsi="Consolas"/>
+          <w:color w:val="D8F0D8"/>
+          <w:sz w:val="17"/>
+          <w:szCs w:val="17"/>
+        </w:rPr>
+        <w:t xml:space="preserve">  -H "Content-Type: application/json" \</w:t>
       </w:r>
     </w:p>
     <w:p>
@@ -846,7 +875,23 @@
           <w:sz w:val="17"/>
           <w:szCs w:val="17"/>
         </w:rPr>
-        <w:t xml:space="preserve">  -H "X-Country-Code: VE"</w:t>
+        <w:t xml:space="preserve">  -H "X-Country-Code: VE" \</w:t>
+      </w:r>
+    </w:p>
+    <w:p>
+      <w:pPr>
+        <w:shd w:fill="1E1E2E" w:val="clear"/>
+        <w:spacing w:after="0"/>
+        <w:ind w:left="160"/>
+      </w:pPr>
+      <w:r>
+        <w:rPr>
+          <w:rFonts w:ascii="Consolas" w:cs="Consolas" w:eastAsia="Consolas" w:hAnsi="Consolas"/>
+          <w:color w:val="D8F0D8"/>
+          <w:sz w:val="17"/>
+          <w:szCs w:val="17"/>
+        </w:rPr>
+        <w:t xml:space="preserve">  -d '{ "idNumber": "12345678" }'</w:t>
       </w:r>
     </w:p>
     <w:p>
@@ -887,23 +932,39 @@
           <w:sz w:val="23"/>
           <w:szCs w:val="23"/>
         </w:rPr>
-        <w:t xml:space="preserve">2.3 Listado paginado (200)</w:t>
-      </w:r>
-    </w:p>
-    <w:p>
-      <w:pPr>
-        <w:shd w:fill="1E1E2E" w:val="clear"/>
-        <w:spacing w:after="0"/>
-        <w:ind w:left="160"/>
-      </w:pPr>
-      <w:r>
-        <w:rPr>
-          <w:rFonts w:ascii="Consolas" w:cs="Consolas" w:eastAsia="Consolas" w:hAnsi="Consolas"/>
-          <w:color w:val="D8F0D8"/>
-          <w:sz w:val="17"/>
-          <w:szCs w:val="17"/>
-        </w:rPr>
-        <w:t xml:space="preserve">curl -s "$BASE_URL/api/v1/employees?page=1&amp;size=20" \</w:t>
+        <w:t xml:space="preserve">2.3 Listado paginado (POST list, 200)</w:t>
+      </w:r>
+    </w:p>
+    <w:p>
+      <w:pPr>
+        <w:shd w:fill="1E1E2E" w:val="clear"/>
+        <w:spacing w:after="0"/>
+        <w:ind w:left="160"/>
+      </w:pPr>
+      <w:r>
+        <w:rPr>
+          <w:rFonts w:ascii="Consolas" w:cs="Consolas" w:eastAsia="Consolas" w:hAnsi="Consolas"/>
+          <w:color w:val="D8F0D8"/>
+          <w:sz w:val="17"/>
+          <w:szCs w:val="17"/>
+        </w:rPr>
+        <w:t xml:space="preserve">curl -s -X POST "$BASE_URL/api/v1/employees/list" \</w:t>
+      </w:r>
+    </w:p>
+    <w:p>
+      <w:pPr>
+        <w:shd w:fill="1E1E2E" w:val="clear"/>
+        <w:spacing w:after="0"/>
+        <w:ind w:left="160"/>
+      </w:pPr>
+      <w:r>
+        <w:rPr>
+          <w:rFonts w:ascii="Consolas" w:cs="Consolas" w:eastAsia="Consolas" w:hAnsi="Consolas"/>
+          <w:color w:val="D8F0D8"/>
+          <w:sz w:val="17"/>
+          <w:szCs w:val="17"/>
+        </w:rPr>
+        <w:t xml:space="preserve">  -H "Content-Type: application/json" \</w:t>
       </w:r>
     </w:p>
     <w:p>
@@ -935,7 +996,23 @@
           <w:sz w:val="17"/>
           <w:szCs w:val="17"/>
         </w:rPr>
-        <w:t xml:space="preserve">  -H "X-Country-Code: VE"</w:t>
+        <w:t xml:space="preserve">  -H "X-Country-Code: VE" \</w:t>
+      </w:r>
+    </w:p>
+    <w:p>
+      <w:pPr>
+        <w:shd w:fill="1E1E2E" w:val="clear"/>
+        <w:spacing w:after="0"/>
+        <w:ind w:left="160"/>
+      </w:pPr>
+      <w:r>
+        <w:rPr>
+          <w:rFonts w:ascii="Consolas" w:cs="Consolas" w:eastAsia="Consolas" w:hAnsi="Consolas"/>
+          <w:color w:val="D8F0D8"/>
+          <w:sz w:val="17"/>
+          <w:szCs w:val="17"/>
+        </w:rPr>
+        <w:t xml:space="preserve">  -d '{ "page": 1, "size": 20 }'</w:t>
       </w:r>
     </w:p>
     <w:p>
@@ -1219,23 +1296,39 @@
           <w:sz w:val="17"/>
           <w:szCs w:val="17"/>
         </w:rPr>
-        <w:t xml:space="preserve">curl -s -o /dev/null -w "%{http_code}\n" "$BASE_URL/api/v1/employees/12345678" \</w:t>
-      </w:r>
-    </w:p>
-    <w:p>
-      <w:pPr>
-        <w:shd w:fill="1E1E2E" w:val="clear"/>
-        <w:spacing w:after="0"/>
-        <w:ind w:left="160"/>
-      </w:pPr>
-      <w:r>
-        <w:rPr>
-          <w:rFonts w:ascii="Consolas" w:cs="Consolas" w:eastAsia="Consolas" w:hAnsi="Consolas"/>
-          <w:color w:val="D8F0D8"/>
-          <w:sz w:val="17"/>
-          <w:szCs w:val="17"/>
-        </w:rPr>
-        <w:t xml:space="preserve">  -H "X-Country-Code: VE"</w:t>
+        <w:t xml:space="preserve">curl -s -o /dev/null -w "%{http_code}\n" -X POST "$BASE_URL/api/v1/employees/search" \</w:t>
+      </w:r>
+    </w:p>
+    <w:p>
+      <w:pPr>
+        <w:shd w:fill="1E1E2E" w:val="clear"/>
+        <w:spacing w:after="0"/>
+        <w:ind w:left="160"/>
+      </w:pPr>
+      <w:r>
+        <w:rPr>
+          <w:rFonts w:ascii="Consolas" w:cs="Consolas" w:eastAsia="Consolas" w:hAnsi="Consolas"/>
+          <w:color w:val="D8F0D8"/>
+          <w:sz w:val="17"/>
+          <w:szCs w:val="17"/>
+        </w:rPr>
+        <w:t xml:space="preserve">  -H "Content-Type: application/json" -H "X-Country-Code: VE" \</w:t>
+      </w:r>
+    </w:p>
+    <w:p>
+      <w:pPr>
+        <w:shd w:fill="1E1E2E" w:val="clear"/>
+        <w:spacing w:after="0"/>
+        <w:ind w:left="160"/>
+      </w:pPr>
+      <w:r>
+        <w:rPr>
+          <w:rFonts w:ascii="Consolas" w:cs="Consolas" w:eastAsia="Consolas" w:hAnsi="Consolas"/>
+          <w:color w:val="D8F0D8"/>
+          <w:sz w:val="17"/>
+          <w:szCs w:val="17"/>
+        </w:rPr>
+        <w:t xml:space="preserve">  -d '{ "idNumber": "12345678" }'</w:t>
       </w:r>
     </w:p>
     <w:p>
@@ -1292,23 +1385,39 @@
           <w:sz w:val="17"/>
           <w:szCs w:val="17"/>
         </w:rPr>
-        <w:t xml:space="preserve">curl -s -o /dev/null -w "%{http_code}\n" "$BASE_URL/api/v1/employees/12345678" \</w:t>
-      </w:r>
-    </w:p>
-    <w:p>
-      <w:pPr>
-        <w:shd w:fill="1E1E2E" w:val="clear"/>
-        <w:spacing w:after="0"/>
-        <w:ind w:left="160"/>
-      </w:pPr>
-      <w:r>
-        <w:rPr>
-          <w:rFonts w:ascii="Consolas" w:cs="Consolas" w:eastAsia="Consolas" w:hAnsi="Consolas"/>
-          <w:color w:val="D8F0D8"/>
-          <w:sz w:val="17"/>
-          <w:szCs w:val="17"/>
-        </w:rPr>
-        <w:t xml:space="preserve">  -H "Authorization: Bearer $TOKEN"</w:t>
+        <w:t xml:space="preserve">curl -s -o /dev/null -w "%{http_code}\n" -X POST "$BASE_URL/api/v1/employees/search" \</w:t>
+      </w:r>
+    </w:p>
+    <w:p>
+      <w:pPr>
+        <w:shd w:fill="1E1E2E" w:val="clear"/>
+        <w:spacing w:after="0"/>
+        <w:ind w:left="160"/>
+      </w:pPr>
+      <w:r>
+        <w:rPr>
+          <w:rFonts w:ascii="Consolas" w:cs="Consolas" w:eastAsia="Consolas" w:hAnsi="Consolas"/>
+          <w:color w:val="D8F0D8"/>
+          <w:sz w:val="17"/>
+          <w:szCs w:val="17"/>
+        </w:rPr>
+        <w:t xml:space="preserve">  -H "Content-Type: application/json" -H "Authorization: Bearer $TOKEN" \</w:t>
+      </w:r>
+    </w:p>
+    <w:p>
+      <w:pPr>
+        <w:shd w:fill="1E1E2E" w:val="clear"/>
+        <w:spacing w:after="0"/>
+        <w:ind w:left="160"/>
+      </w:pPr>
+      <w:r>
+        <w:rPr>
+          <w:rFonts w:ascii="Consolas" w:cs="Consolas" w:eastAsia="Consolas" w:hAnsi="Consolas"/>
+          <w:color w:val="D8F0D8"/>
+          <w:sz w:val="17"/>
+          <w:szCs w:val="17"/>
+        </w:rPr>
+        <w:t xml:space="preserve">  -d '{ "idNumber": "12345678" }'</w:t>
       </w:r>
     </w:p>
     <w:p>
@@ -1365,39 +1474,39 @@
           <w:sz w:val="17"/>
           <w:szCs w:val="17"/>
         </w:rPr>
-        <w:t xml:space="preserve">curl -s -o /dev/null -w "%{http_code}\n" "$BASE_URL/api/v1/employees/12345678" \</w:t>
-      </w:r>
-    </w:p>
-    <w:p>
-      <w:pPr>
-        <w:shd w:fill="1E1E2E" w:val="clear"/>
-        <w:spacing w:after="0"/>
-        <w:ind w:left="160"/>
-      </w:pPr>
-      <w:r>
-        <w:rPr>
-          <w:rFonts w:ascii="Consolas" w:cs="Consolas" w:eastAsia="Consolas" w:hAnsi="Consolas"/>
-          <w:color w:val="D8F0D8"/>
-          <w:sz w:val="17"/>
-          <w:szCs w:val="17"/>
-        </w:rPr>
-        <w:t xml:space="preserve">  -H "Authorization: Bearer $TOKEN" \</w:t>
-      </w:r>
-    </w:p>
-    <w:p>
-      <w:pPr>
-        <w:shd w:fill="1E1E2E" w:val="clear"/>
-        <w:spacing w:after="0"/>
-        <w:ind w:left="160"/>
-      </w:pPr>
-      <w:r>
-        <w:rPr>
-          <w:rFonts w:ascii="Consolas" w:cs="Consolas" w:eastAsia="Consolas" w:hAnsi="Consolas"/>
-          <w:color w:val="D8F0D8"/>
-          <w:sz w:val="17"/>
-          <w:szCs w:val="17"/>
-        </w:rPr>
-        <w:t xml:space="preserve">  -H "X-Country-Code: AR"</w:t>
+        <w:t xml:space="preserve">curl -s -o /dev/null -w "%{http_code}\n" -X POST "$BASE_URL/api/v1/employees/search" \</w:t>
+      </w:r>
+    </w:p>
+    <w:p>
+      <w:pPr>
+        <w:shd w:fill="1E1E2E" w:val="clear"/>
+        <w:spacing w:after="0"/>
+        <w:ind w:left="160"/>
+      </w:pPr>
+      <w:r>
+        <w:rPr>
+          <w:rFonts w:ascii="Consolas" w:cs="Consolas" w:eastAsia="Consolas" w:hAnsi="Consolas"/>
+          <w:color w:val="D8F0D8"/>
+          <w:sz w:val="17"/>
+          <w:szCs w:val="17"/>
+        </w:rPr>
+        <w:t xml:space="preserve">  -H "Content-Type: application/json" -H "Authorization: Bearer $TOKEN" \</w:t>
+      </w:r>
+    </w:p>
+    <w:p>
+      <w:pPr>
+        <w:shd w:fill="1E1E2E" w:val="clear"/>
+        <w:spacing w:after="0"/>
+        <w:ind w:left="160"/>
+      </w:pPr>
+      <w:r>
+        <w:rPr>
+          <w:rFonts w:ascii="Consolas" w:cs="Consolas" w:eastAsia="Consolas" w:hAnsi="Consolas"/>
+          <w:color w:val="D8F0D8"/>
+          <w:sz w:val="17"/>
+          <w:szCs w:val="17"/>
+        </w:rPr>
+        <w:t xml:space="preserve">  -H "X-Country-Code: AR" -d '{ "idNumber": "12345678" }'</w:t>
       </w:r>
     </w:p>
     <w:p>
@@ -1454,39 +1563,39 @@
           <w:sz w:val="17"/>
           <w:szCs w:val="17"/>
         </w:rPr>
-        <w:t xml:space="preserve">curl -s -o /dev/null -w "%{http_code}\n" "$BASE_URL/api/v1/employees/12345678" \</w:t>
-      </w:r>
-    </w:p>
-    <w:p>
-      <w:pPr>
-        <w:shd w:fill="1E1E2E" w:val="clear"/>
-        <w:spacing w:after="0"/>
-        <w:ind w:left="160"/>
-      </w:pPr>
-      <w:r>
-        <w:rPr>
-          <w:rFonts w:ascii="Consolas" w:cs="Consolas" w:eastAsia="Consolas" w:hAnsi="Consolas"/>
-          <w:color w:val="D8F0D8"/>
-          <w:sz w:val="17"/>
-          <w:szCs w:val="17"/>
-        </w:rPr>
-        <w:t xml:space="preserve">  -H "Authorization: Bearer $TOKEN" \</w:t>
-      </w:r>
-    </w:p>
-    <w:p>
-      <w:pPr>
-        <w:shd w:fill="1E1E2E" w:val="clear"/>
-        <w:spacing w:after="0"/>
-        <w:ind w:left="160"/>
-      </w:pPr>
-      <w:r>
-        <w:rPr>
-          <w:rFonts w:ascii="Consolas" w:cs="Consolas" w:eastAsia="Consolas" w:hAnsi="Consolas"/>
-          <w:color w:val="D8F0D8"/>
-          <w:sz w:val="17"/>
-          <w:szCs w:val="17"/>
-        </w:rPr>
-        <w:t xml:space="preserve">  -H "X-Country-Code: VEN"</w:t>
+        <w:t xml:space="preserve">curl -s -o /dev/null -w "%{http_code}\n" -X POST "$BASE_URL/api/v1/employees/search" \</w:t>
+      </w:r>
+    </w:p>
+    <w:p>
+      <w:pPr>
+        <w:shd w:fill="1E1E2E" w:val="clear"/>
+        <w:spacing w:after="0"/>
+        <w:ind w:left="160"/>
+      </w:pPr>
+      <w:r>
+        <w:rPr>
+          <w:rFonts w:ascii="Consolas" w:cs="Consolas" w:eastAsia="Consolas" w:hAnsi="Consolas"/>
+          <w:color w:val="D8F0D8"/>
+          <w:sz w:val="17"/>
+          <w:szCs w:val="17"/>
+        </w:rPr>
+        <w:t xml:space="preserve">  -H "Content-Type: application/json" -H "Authorization: Bearer $TOKEN" \</w:t>
+      </w:r>
+    </w:p>
+    <w:p>
+      <w:pPr>
+        <w:shd w:fill="1E1E2E" w:val="clear"/>
+        <w:spacing w:after="0"/>
+        <w:ind w:left="160"/>
+      </w:pPr>
+      <w:r>
+        <w:rPr>
+          <w:rFonts w:ascii="Consolas" w:cs="Consolas" w:eastAsia="Consolas" w:hAnsi="Consolas"/>
+          <w:color w:val="D8F0D8"/>
+          <w:sz w:val="17"/>
+          <w:szCs w:val="17"/>
+        </w:rPr>
+        <w:t xml:space="preserve">  -H "X-Country-Code: VEN" -d '{ "idNumber": "12345678" }'</w:t>
       </w:r>
     </w:p>
     <w:p>
@@ -1664,39 +1773,39 @@
           <w:sz w:val="17"/>
           <w:szCs w:val="17"/>
         </w:rPr>
-        <w:t xml:space="preserve">curl -s -o /dev/null -w "%{http_code}\n" "$BASE_URL/api/v1/employees/00000000" \</w:t>
-      </w:r>
-    </w:p>
-    <w:p>
-      <w:pPr>
-        <w:shd w:fill="1E1E2E" w:val="clear"/>
-        <w:spacing w:after="0"/>
-        <w:ind w:left="160"/>
-      </w:pPr>
-      <w:r>
-        <w:rPr>
-          <w:rFonts w:ascii="Consolas" w:cs="Consolas" w:eastAsia="Consolas" w:hAnsi="Consolas"/>
-          <w:color w:val="D8F0D8"/>
-          <w:sz w:val="17"/>
-          <w:szCs w:val="17"/>
-        </w:rPr>
-        <w:t xml:space="preserve">  -H "Authorization: Bearer $TOKEN" \</w:t>
-      </w:r>
-    </w:p>
-    <w:p>
-      <w:pPr>
-        <w:shd w:fill="1E1E2E" w:val="clear"/>
-        <w:spacing w:after="0"/>
-        <w:ind w:left="160"/>
-      </w:pPr>
-      <w:r>
-        <w:rPr>
-          <w:rFonts w:ascii="Consolas" w:cs="Consolas" w:eastAsia="Consolas" w:hAnsi="Consolas"/>
-          <w:color w:val="D8F0D8"/>
-          <w:sz w:val="17"/>
-          <w:szCs w:val="17"/>
-        </w:rPr>
-        <w:t xml:space="preserve">  -H "X-Country-Code: VE"</w:t>
+        <w:t xml:space="preserve">curl -s -o /dev/null -w "%{http_code}\n" -X POST "$BASE_URL/api/v1/employees/search" \</w:t>
+      </w:r>
+    </w:p>
+    <w:p>
+      <w:pPr>
+        <w:shd w:fill="1E1E2E" w:val="clear"/>
+        <w:spacing w:after="0"/>
+        <w:ind w:left="160"/>
+      </w:pPr>
+      <w:r>
+        <w:rPr>
+          <w:rFonts w:ascii="Consolas" w:cs="Consolas" w:eastAsia="Consolas" w:hAnsi="Consolas"/>
+          <w:color w:val="D8F0D8"/>
+          <w:sz w:val="17"/>
+          <w:szCs w:val="17"/>
+        </w:rPr>
+        <w:t xml:space="preserve">  -H "Content-Type: application/json" -H "Authorization: Bearer $TOKEN" \</w:t>
+      </w:r>
+    </w:p>
+    <w:p>
+      <w:pPr>
+        <w:shd w:fill="1E1E2E" w:val="clear"/>
+        <w:spacing w:after="0"/>
+        <w:ind w:left="160"/>
+      </w:pPr>
+      <w:r>
+        <w:rPr>
+          <w:rFonts w:ascii="Consolas" w:cs="Consolas" w:eastAsia="Consolas" w:hAnsi="Consolas"/>
+          <w:color w:val="D8F0D8"/>
+          <w:sz w:val="17"/>
+          <w:szCs w:val="17"/>
+        </w:rPr>
+        <w:t xml:space="preserve">  -H "X-Country-Code: VE" -d '{ "idNumber": "00000000" }'</w:t>
       </w:r>
     </w:p>
     <w:p>
@@ -1753,39 +1862,39 @@
           <w:sz w:val="17"/>
           <w:szCs w:val="17"/>
         </w:rPr>
-        <w:t xml:space="preserve">curl -s -o /dev/null -w "%{http_code}\n" "$BASE_URL/api/v1/employees/12345678" \</w:t>
-      </w:r>
-    </w:p>
-    <w:p>
-      <w:pPr>
-        <w:shd w:fill="1E1E2E" w:val="clear"/>
-        <w:spacing w:after="0"/>
-        <w:ind w:left="160"/>
-      </w:pPr>
-      <w:r>
-        <w:rPr>
-          <w:rFonts w:ascii="Consolas" w:cs="Consolas" w:eastAsia="Consolas" w:hAnsi="Consolas"/>
-          <w:color w:val="D8F0D8"/>
-          <w:sz w:val="17"/>
-          <w:szCs w:val="17"/>
-        </w:rPr>
-        <w:t xml:space="preserve">  -H "Authorization: Bearer eyJinvalido" \</w:t>
-      </w:r>
-    </w:p>
-    <w:p>
-      <w:pPr>
-        <w:shd w:fill="1E1E2E" w:val="clear"/>
-        <w:spacing w:after="0"/>
-        <w:ind w:left="160"/>
-      </w:pPr>
-      <w:r>
-        <w:rPr>
-          <w:rFonts w:ascii="Consolas" w:cs="Consolas" w:eastAsia="Consolas" w:hAnsi="Consolas"/>
-          <w:color w:val="D8F0D8"/>
-          <w:sz w:val="17"/>
-          <w:szCs w:val="17"/>
-        </w:rPr>
-        <w:t xml:space="preserve">  -H "X-Country-Code: VE"</w:t>
+        <w:t xml:space="preserve">curl -s -o /dev/null -w "%{http_code}\n" -X POST "$BASE_URL/api/v1/employees/search" \</w:t>
+      </w:r>
+    </w:p>
+    <w:p>
+      <w:pPr>
+        <w:shd w:fill="1E1E2E" w:val="clear"/>
+        <w:spacing w:after="0"/>
+        <w:ind w:left="160"/>
+      </w:pPr>
+      <w:r>
+        <w:rPr>
+          <w:rFonts w:ascii="Consolas" w:cs="Consolas" w:eastAsia="Consolas" w:hAnsi="Consolas"/>
+          <w:color w:val="D8F0D8"/>
+          <w:sz w:val="17"/>
+          <w:szCs w:val="17"/>
+        </w:rPr>
+        <w:t xml:space="preserve">  -H "Content-Type: application/json" -H "Authorization: Bearer eyJinvalido" \</w:t>
+      </w:r>
+    </w:p>
+    <w:p>
+      <w:pPr>
+        <w:shd w:fill="1E1E2E" w:val="clear"/>
+        <w:spacing w:after="0"/>
+        <w:ind w:left="160"/>
+      </w:pPr>
+      <w:r>
+        <w:rPr>
+          <w:rFonts w:ascii="Consolas" w:cs="Consolas" w:eastAsia="Consolas" w:hAnsi="Consolas"/>
+          <w:color w:val="D8F0D8"/>
+          <w:sz w:val="17"/>
+          <w:szCs w:val="17"/>
+        </w:rPr>
+        <w:t xml:space="preserve">  -H "X-Country-Code: VE" -d '{ "idNumber": "12345678" }'</w:t>
       </w:r>
     </w:p>
     <w:p>
@@ -2941,7 +3050,7 @@
                 <w:sz w:val="20"/>
                 <w:szCs w:val="20"/>
               </w:rPr>
-              <w:t xml:space="preserve">GET /employees/{id}</w:t>
+              <w:t xml:space="preserve">POST /employees/search</w:t>
             </w:r>
           </w:p>
         </w:tc>
@@ -3052,7 +3161,7 @@
                 <w:sz w:val="20"/>
                 <w:szCs w:val="20"/>
               </w:rPr>
-              <w:t xml:space="preserve">GET /employees</w:t>
+              <w:t xml:space="preserve">POST /employees/list</w:t>
             </w:r>
           </w:p>
         </w:tc>
@@ -3389,7 +3498,7 @@
                 <w:sz w:val="20"/>
                 <w:szCs w:val="20"/>
               </w:rPr>
-              <w:t xml:space="preserve">GET /employees/{id}</w:t>
+              <w:t xml:space="preserve">POST /employees/search</w:t>
             </w:r>
           </w:p>
         </w:tc>
@@ -3500,7 +3609,7 @@
                 <w:sz w:val="20"/>
                 <w:szCs w:val="20"/>
               </w:rPr>
-              <w:t xml:space="preserve">GET /employees/{id}</w:t>
+              <w:t xml:space="preserve">POST /employees/search</w:t>
             </w:r>
           </w:p>
         </w:tc>
@@ -3613,7 +3722,7 @@
                 <w:sz w:val="20"/>
                 <w:szCs w:val="20"/>
               </w:rPr>
-              <w:t xml:space="preserve">GET /employees/{id}</w:t>
+              <w:t xml:space="preserve">POST /employees/search</w:t>
             </w:r>
           </w:p>
         </w:tc>
@@ -3724,7 +3833,7 @@
                 <w:sz w:val="20"/>
                 <w:szCs w:val="20"/>
               </w:rPr>
-              <w:t xml:space="preserve">GET /employees/{id}</w:t>
+              <w:t xml:space="preserve">POST /employees/search</w:t>
             </w:r>
           </w:p>
         </w:tc>
@@ -3948,7 +4057,7 @@
                 <w:sz w:val="20"/>
                 <w:szCs w:val="20"/>
               </w:rPr>
-              <w:t xml:space="preserve">GET /employees/{id}</w:t>
+              <w:t xml:space="preserve">POST /employees/search</w:t>
             </w:r>
           </w:p>
         </w:tc>
@@ -4061,7 +4170,7 @@
                 <w:sz w:val="20"/>
                 <w:szCs w:val="20"/>
               </w:rPr>
-              <w:t xml:space="preserve">GET /employees/{id}</w:t>
+              <w:t xml:space="preserve">POST /employees/search</w:t>
             </w:r>
           </w:p>
         </w:tc>

--- a/docs/testing/Curls-Employee-API-SPI.docx
+++ b/docs/testing/Curls-Employee-API-SPI.docx
@@ -1053,23 +1053,23 @@
           <w:sz w:val="23"/>
           <w:szCs w:val="23"/>
         </w:rPr>
-        <w:t xml:space="preserve">2.4 Actualizar (200)</w:t>
-      </w:r>
-    </w:p>
-    <w:p>
-      <w:pPr>
-        <w:shd w:fill="1E1E2E" w:val="clear"/>
-        <w:spacing w:after="0"/>
-        <w:ind w:left="160"/>
-      </w:pPr>
-      <w:r>
-        <w:rPr>
-          <w:rFonts w:ascii="Consolas" w:cs="Consolas" w:eastAsia="Consolas" w:hAnsi="Consolas"/>
-          <w:color w:val="D8F0D8"/>
-          <w:sz w:val="17"/>
-          <w:szCs w:val="17"/>
-        </w:rPr>
-        <w:t xml:space="preserve">curl -s -X PUT "$BASE_URL/api/v1/employees/12345678" \</w:t>
+        <w:t xml:space="preserve">2.4 Actualizar (POST update, 200)</w:t>
+      </w:r>
+    </w:p>
+    <w:p>
+      <w:pPr>
+        <w:shd w:fill="1E1E2E" w:val="clear"/>
+        <w:spacing w:after="0"/>
+        <w:ind w:left="160"/>
+      </w:pPr>
+      <w:r>
+        <w:rPr>
+          <w:rFonts w:ascii="Consolas" w:cs="Consolas" w:eastAsia="Consolas" w:hAnsi="Consolas"/>
+          <w:color w:val="D8F0D8"/>
+          <w:sz w:val="17"/>
+          <w:szCs w:val="17"/>
+        </w:rPr>
+        <w:t xml:space="preserve">curl -s -X POST "$BASE_URL/api/v1/employees/update" \</w:t>
       </w:r>
     </w:p>
     <w:p>
@@ -1133,7 +1133,7 @@
           <w:sz w:val="17"/>
           <w:szCs w:val="17"/>
         </w:rPr>
-        <w:t xml:space="preserve">  -d '{ "firstName": "MARIA ALEJANDRA", "city": "VALENCIA" }'</w:t>
+        <w:t xml:space="preserve">  -d '{ "idNumber": "12345678", "firstName": "MARIA ALEJANDRA", "city": "VALENCIA" }'</w:t>
       </w:r>
     </w:p>
     <w:p>
@@ -1174,23 +1174,39 @@
           <w:sz w:val="23"/>
           <w:szCs w:val="23"/>
         </w:rPr>
-        <w:t xml:space="preserve">2.5 Eliminar — borrado lógico (204)</w:t>
-      </w:r>
-    </w:p>
-    <w:p>
-      <w:pPr>
-        <w:shd w:fill="1E1E2E" w:val="clear"/>
-        <w:spacing w:after="0"/>
-        <w:ind w:left="160"/>
-      </w:pPr>
-      <w:r>
-        <w:rPr>
-          <w:rFonts w:ascii="Consolas" w:cs="Consolas" w:eastAsia="Consolas" w:hAnsi="Consolas"/>
-          <w:color w:val="D8F0D8"/>
-          <w:sz w:val="17"/>
-          <w:szCs w:val="17"/>
-        </w:rPr>
-        <w:t xml:space="preserve">curl -s -o /dev/null -w "%{http_code}\n" -X DELETE "$BASE_URL/api/v1/employees/12345678" \</w:t>
+        <w:t xml:space="preserve">2.5 Eliminar — borrado lógico (POST delete, 204)</w:t>
+      </w:r>
+    </w:p>
+    <w:p>
+      <w:pPr>
+        <w:shd w:fill="1E1E2E" w:val="clear"/>
+        <w:spacing w:after="0"/>
+        <w:ind w:left="160"/>
+      </w:pPr>
+      <w:r>
+        <w:rPr>
+          <w:rFonts w:ascii="Consolas" w:cs="Consolas" w:eastAsia="Consolas" w:hAnsi="Consolas"/>
+          <w:color w:val="D8F0D8"/>
+          <w:sz w:val="17"/>
+          <w:szCs w:val="17"/>
+        </w:rPr>
+        <w:t xml:space="preserve">curl -s -o /dev/null -w "%{http_code}\n" -X POST "$BASE_URL/api/v1/employees/delete" \</w:t>
+      </w:r>
+    </w:p>
+    <w:p>
+      <w:pPr>
+        <w:shd w:fill="1E1E2E" w:val="clear"/>
+        <w:spacing w:after="0"/>
+        <w:ind w:left="160"/>
+      </w:pPr>
+      <w:r>
+        <w:rPr>
+          <w:rFonts w:ascii="Consolas" w:cs="Consolas" w:eastAsia="Consolas" w:hAnsi="Consolas"/>
+          <w:color w:val="D8F0D8"/>
+          <w:sz w:val="17"/>
+          <w:szCs w:val="17"/>
+        </w:rPr>
+        <w:t xml:space="preserve">  -H "Content-Type: application/json" \</w:t>
       </w:r>
     </w:p>
     <w:p>
@@ -1222,7 +1238,23 @@
           <w:sz w:val="17"/>
           <w:szCs w:val="17"/>
         </w:rPr>
-        <w:t xml:space="preserve">  -H "X-Country-Code: VE"</w:t>
+        <w:t xml:space="preserve">  -H "X-Country-Code: VE" \</w:t>
+      </w:r>
+    </w:p>
+    <w:p>
+      <w:pPr>
+        <w:shd w:fill="1E1E2E" w:val="clear"/>
+        <w:spacing w:after="0"/>
+        <w:ind w:left="160"/>
+      </w:pPr>
+      <w:r>
+        <w:rPr>
+          <w:rFonts w:ascii="Consolas" w:cs="Consolas" w:eastAsia="Consolas" w:hAnsi="Consolas"/>
+          <w:color w:val="D8F0D8"/>
+          <w:sz w:val="17"/>
+          <w:szCs w:val="17"/>
+        </w:rPr>
+        <w:t xml:space="preserve">  -d '{ "idNumber": "12345678" }'</w:t>
       </w:r>
     </w:p>
     <w:p>

--- a/docs/testing/Curls-Employee-API-SPI.docx
+++ b/docs/testing/Curls-Employee-API-SPI.docx
@@ -66,6 +66,27 @@
     </w:p>
     <w:p>
       <w:pPr>
+        <w:spacing w:after="120"/>
+        <w:rPr>
+          <w:b/>
+          <w:bCs/>
+          <w:color w:val="B26A00"/>
+        </w:rPr>
+      </w:pPr>
+      <w:r>
+        <w:rPr>
+          <w:rFonts w:ascii="Arial" w:cs="Arial" w:eastAsia="Arial" w:hAnsi="Arial"/>
+          <w:b/>
+          <w:bCs/>
+          <w:color w:val="B26A00"/>
+          <w:sz w:val="22"/>
+          <w:szCs w:val="22"/>
+        </w:rPr>
+        <w:t xml:space="preserve">⚠️ Credenciales SOLO para pruebas locales / demo (modo FAKE_DB). No usar en producción; los secretos reales viven en GCP Secret Manager.</w:t>
+      </w:r>
+    </w:p>
+    <w:p>
+      <w:pPr>
         <w:shd w:fill="1E1E2E" w:val="clear"/>
         <w:spacing w:after="0"/>
         <w:ind w:left="160"/>
@@ -125,7 +146,23 @@
           <w:sz w:val="17"/>
           <w:szCs w:val="17"/>
         </w:rPr>
-        <w:t xml:space="preserve">export CLIENT_SECRET="&lt;secret&gt;"</w:t>
+        <w:t xml:space="preserve">export CLIENT_SECRET="local-secret-2026"       # secreto de prueba local</w:t>
+      </w:r>
+    </w:p>
+    <w:p>
+      <w:pPr>
+        <w:shd w:fill="1E1E2E" w:val="clear"/>
+        <w:spacing w:after="0"/>
+        <w:ind w:left="160"/>
+      </w:pPr>
+      <w:r>
+        <w:rPr>
+          <w:rFonts w:ascii="Consolas" w:cs="Consolas" w:eastAsia="Consolas" w:hAnsi="Consolas"/>
+          <w:color w:val="D8F0D8"/>
+          <w:sz w:val="17"/>
+          <w:szCs w:val="17"/>
+        </w:rPr>
+        <w:t xml:space="preserve">export PAYLOAD_KEY="portal-shared-key-2026"    # passphrase de cifrado (= PAYLOAD_ENCRYPTION_KEY)</w:t>
       </w:r>
     </w:p>
     <w:p>
